--- a/Øvelser/Biologi/blodtypebestemmelse/blodtypebestemmelse.docx
+++ b/Øvelser/Biologi/blodtypebestemmelse/blodtypebestemmelse.docx
@@ -1,6 +1,6 @@
 
 <file path=word/document.xml><?xml version="1.0" encoding="utf-8"?>
-<w:document xmlns:a="http://schemas.openxmlformats.org/drawingml/2006/main" xmlns:m="http://schemas.openxmlformats.org/officeDocument/2006/math" xmlns:pic="http://schemas.openxmlformats.org/drawingml/2006/picture" xmlns:r="http://schemas.openxmlformats.org/officeDocument/2006/relationships" xmlns:w="http://schemas.openxmlformats.org/wordprocessingml/2006/main" xmlns:wp="http://schemas.openxmlformats.org/drawingml/2006/wordprocessingDrawing">
+<w:document xmlns:a="http://schemas.openxmlformats.org/drawingml/2006/main" xmlns:m="http://schemas.openxmlformats.org/officeDocument/2006/math" xmlns:ns5="http://schemas.microsoft.com/office/drawing/2010/main" xmlns:ns6="http://schemas.microsoft.com/office/drawing/2016/SVG/main" xmlns:pic="http://schemas.openxmlformats.org/drawingml/2006/picture" xmlns:r="http://schemas.openxmlformats.org/officeDocument/2006/relationships" xmlns:w="http://schemas.openxmlformats.org/wordprocessingml/2006/main" xmlns:wp="http://schemas.openxmlformats.org/drawingml/2006/wordprocessingDrawing">
   <w:body>
     <w:p>
       <w:pPr>
@@ -70,7 +70,7 @@
       </w:r>
     </w:p>
     <w:bookmarkEnd w:id="19"/>
-    <w:bookmarkStart w:id="26" w:name="baggrund"/>
+    <w:bookmarkStart w:id="36" w:name="baggrund"/>
     <w:p>
       <w:pPr>
         <w:pStyle w:val="Heading2"/>
@@ -87,6 +87,94 @@
         <w:t xml:space="preserve">På overfladen af røde blodlegemer kan der sidde A- og B-antigener. Blodtype A har A-antigen, B har B-antigen, AB har begge, og 0 har ingen af dem. RhD-positivt blod har desuden D-antigen; RhD-negativt blod har det ikke. Blodplasma indeholder normalt antistoffer mod de ABO-antigener, som ens egne røde blodlegemer mangler. Anti-D opstår derimod normalt først efter påvirkning fra RhD-positive blodlegemer.</w:t>
       </w:r>
     </w:p>
+    <w:tbl>
+      <w:tblPr>
+        <w:tblStyle w:val="Table"/>
+        <w:tblW w:type="pct" w:w="5000"/>
+        <w:tblLayout w:type="fixed"/>
+        <w:tblLook w:firstRow="0" w:lastRow="0" w:firstColumn="0" w:lastColumn="0" w:noHBand="0" w:noVBand="0" w:val="0000"/>
+      </w:tblPr>
+      <w:tblGrid>
+        <w:gridCol w:w="7920"/>
+      </w:tblGrid>
+      <w:tr>
+        <w:tc>
+          <w:tcPr/>
+          <w:bookmarkStart w:id="24" w:name="fig-blodtype-antigener"/>
+          <w:p>
+            <w:pPr>
+              <w:pStyle w:val="Compact"/>
+              <w:jc w:val="center"/>
+            </w:pPr>
+            <w:r>
+              <w:drawing>
+                <wp:inline>
+                  <wp:extent cx="5791200" cy="3580014"/>
+                  <wp:effectExtent b="0" l="0" r="0" t="0"/>
+                  <wp:docPr descr="" title="" id="21" name="Picture"/>
+                  <a:graphic>
+                    <a:graphicData uri="http://schemas.openxmlformats.org/drawingml/2006/picture">
+                      <pic:pic>
+                        <pic:nvPicPr>
+                          <pic:cNvPr descr="figurer/blodtype-antigener.svg" id="22" name="Picture"/>
+                          <pic:cNvPicPr>
+                            <a:picLocks noChangeArrowheads="1" noChangeAspect="1"/>
+                          </pic:cNvPicPr>
+                        </pic:nvPicPr>
+                        <pic:blipFill>
+                          <a:blip r:embed="rId23">
+                            <a:extLst>
+                              <a:ext uri="{28A0092B-C50C-407E-A947-70E740481C1C}">
+                                <ns5:useLocalDpi val="0"/>
+                              </a:ext>
+                              <a:ext uri="{96DAC541-7B7A-43D3-8B79-37D633B846F1}">
+                                <ns6:svgBlip r:embed="rId20"/>
+                              </a:ext>
+                            </a:extLst>
+                          </a:blip>
+                          <a:stretch>
+                            <a:fillRect/>
+                          </a:stretch>
+                        </pic:blipFill>
+                        <pic:spPr bwMode="auto">
+                          <a:xfrm>
+                            <a:off x="0" y="0"/>
+                            <a:ext cx="5791200" cy="3580014"/>
+                          </a:xfrm>
+                          <a:prstGeom prst="rect">
+                            <a:avLst/>
+                          </a:prstGeom>
+                          <a:noFill/>
+                          <a:ln w="9525">
+                            <a:noFill/>
+                            <a:headEnd/>
+                            <a:tailEnd/>
+                          </a:ln>
+                        </pic:spPr>
+                      </pic:pic>
+                    </a:graphicData>
+                  </a:graphic>
+                </wp:inline>
+              </w:drawing>
+            </w:r>
+          </w:p>
+          <w:p>
+            <w:pPr>
+              <w:jc w:val="center"/>
+            </w:pPr>
+            <w:pPr>
+              <w:jc w:val="left"/>
+              <w:spacing w:before="200"/>
+              <w:pStyle w:val="ImageCaption"/>
+            </w:pPr>
+            <w:r>
+              <w:t xml:space="preserve">Figur 1: Skematisk oversigt over A-, B- og D-antigener på røde blodlegemer. ABO-type og RhD-type bestemmes uafhængigt af hinanden.</w:t>
+            </w:r>
+          </w:p>
+          <w:bookmarkEnd w:id="24"/>
+        </w:tc>
+      </w:tr>
+    </w:tbl>
     <w:p>
       <w:pPr>
         <w:pStyle w:val="BodyText"/>
@@ -108,6 +196,94 @@
         <w:t xml:space="preserve">. Reaktion med anti-A viser A-antigen; reaktion med anti-B viser B-antigen; reaktion med anti-D tyder på D-antigen. Hvis en reaktion er uklar, kan blodtypen ikke bestemmes sikkert ud fra prøven.</w:t>
       </w:r>
     </w:p>
+    <w:tbl>
+      <w:tblPr>
+        <w:tblStyle w:val="Table"/>
+        <w:tblW w:type="pct" w:w="5000"/>
+        <w:tblLayout w:type="fixed"/>
+        <w:tblLook w:firstRow="0" w:lastRow="0" w:firstColumn="0" w:lastColumn="0" w:noHBand="0" w:noVBand="0" w:val="0000"/>
+      </w:tblPr>
+      <w:tblGrid>
+        <w:gridCol w:w="7920"/>
+      </w:tblGrid>
+      <w:tr>
+        <w:tc>
+          <w:tcPr/>
+          <w:bookmarkStart w:id="29" w:name="fig-agglutination"/>
+          <w:p>
+            <w:pPr>
+              <w:pStyle w:val="Compact"/>
+              <w:jc w:val="center"/>
+            </w:pPr>
+            <w:r>
+              <w:drawing>
+                <wp:inline>
+                  <wp:extent cx="5791200" cy="2948247"/>
+                  <wp:effectExtent b="0" l="0" r="0" t="0"/>
+                  <wp:docPr descr="" title="" id="26" name="Picture"/>
+                  <a:graphic>
+                    <a:graphicData uri="http://schemas.openxmlformats.org/drawingml/2006/picture">
+                      <pic:pic>
+                        <pic:nvPicPr>
+                          <pic:cNvPr descr="figurer/agglutination.svg" id="27" name="Picture"/>
+                          <pic:cNvPicPr>
+                            <a:picLocks noChangeArrowheads="1" noChangeAspect="1"/>
+                          </pic:cNvPicPr>
+                        </pic:nvPicPr>
+                        <pic:blipFill>
+                          <a:blip r:embed="rId28">
+                            <a:extLst>
+                              <a:ext uri="{28A0092B-C50C-407E-A947-70E740481C1C}">
+                                <ns5:useLocalDpi val="0"/>
+                              </a:ext>
+                              <a:ext uri="{96DAC541-7B7A-43D3-8B79-37D633B846F1}">
+                                <ns6:svgBlip r:embed="rId25"/>
+                              </a:ext>
+                            </a:extLst>
+                          </a:blip>
+                          <a:stretch>
+                            <a:fillRect/>
+                          </a:stretch>
+                        </pic:blipFill>
+                        <pic:spPr bwMode="auto">
+                          <a:xfrm>
+                            <a:off x="0" y="0"/>
+                            <a:ext cx="5791200" cy="2948247"/>
+                          </a:xfrm>
+                          <a:prstGeom prst="rect">
+                            <a:avLst/>
+                          </a:prstGeom>
+                          <a:noFill/>
+                          <a:ln w="9525">
+                            <a:noFill/>
+                            <a:headEnd/>
+                            <a:tailEnd/>
+                          </a:ln>
+                        </pic:spPr>
+                      </pic:pic>
+                    </a:graphicData>
+                  </a:graphic>
+                </wp:inline>
+              </w:drawing>
+            </w:r>
+          </w:p>
+          <w:p>
+            <w:pPr>
+              <w:jc w:val="center"/>
+            </w:pPr>
+            <w:pPr>
+              <w:jc w:val="left"/>
+              <w:spacing w:before="200"/>
+              <w:pStyle w:val="ImageCaption"/>
+            </w:pPr>
+            <w:r>
+              <w:t xml:space="preserve">Figur 2: Anti-A binder til A-antigener på to røde blodlegemer og kan forbinde dem. Anti-B passer ikke til A-antigenet, så cellerne forbliver adskilte. Tegningen er skematisk.</w:t>
+            </w:r>
+          </w:p>
+          <w:bookmarkEnd w:id="29"/>
+        </w:tc>
+      </w:tr>
+    </w:tbl>
     <w:p>
       <w:pPr>
         <w:pStyle w:val="BodyText"/>
@@ -415,18 +591,18 @@
                 <wp:inline>
                   <wp:extent cx="152400" cy="152400"/>
                   <wp:effectExtent b="0" l="0" r="0" t="0"/>
-                  <wp:docPr descr="" title="" id="21" name="Picture"/>
+                  <wp:docPr descr="" title="" id="31" name="Picture"/>
                   <a:graphic>
                     <a:graphicData uri="http://schemas.openxmlformats.org/drawingml/2006/picture">
                       <pic:pic>
                         <pic:nvPicPr>
-                          <pic:cNvPr descr="/Applications/quarto/share/formats/docx/note.png" id="22" name="Picture"/>
+                          <pic:cNvPr descr="/Applications/quarto/share/formats/docx/note.png" id="32" name="Picture"/>
                           <pic:cNvPicPr>
                             <a:picLocks noChangeArrowheads="1" noChangeAspect="1"/>
                           </pic:cNvPicPr>
                         </pic:nvPicPr>
                         <pic:blipFill>
-                          <a:blip r:embed="rId20"/>
+                          <a:blip r:embed="rId30"/>
                           <a:stretch>
                             <a:fillRect/>
                           </a:stretch>
@@ -601,18 +777,18 @@
                 <wp:inline>
                   <wp:extent cx="152400" cy="152400"/>
                   <wp:effectExtent b="0" l="0" r="0" t="0"/>
-                  <wp:docPr descr="" title="" id="24" name="Picture"/>
+                  <wp:docPr descr="" title="" id="34" name="Picture"/>
                   <a:graphic>
                     <a:graphicData uri="http://schemas.openxmlformats.org/drawingml/2006/picture">
                       <pic:pic>
                         <pic:nvPicPr>
-                          <pic:cNvPr descr="/Applications/quarto/share/formats/docx/important.png" id="25" name="Picture"/>
+                          <pic:cNvPr descr="/Applications/quarto/share/formats/docx/important.png" id="35" name="Picture"/>
                           <pic:cNvPicPr>
                             <a:picLocks noChangeArrowheads="1" noChangeAspect="1"/>
                           </pic:cNvPicPr>
                         </pic:nvPicPr>
                         <pic:blipFill>
-                          <a:blip r:embed="rId23"/>
+                          <a:blip r:embed="rId33"/>
                           <a:stretch>
                             <a:fillRect/>
                           </a:stretch>
@@ -713,8 +889,8 @@
         </w:tc>
       </w:tr>
     </w:tbl>
-    <w:bookmarkEnd w:id="26"/>
-    <w:bookmarkStart w:id="27" w:name="fremgangsmåde"/>
+    <w:bookmarkEnd w:id="36"/>
+    <w:bookmarkStart w:id="37" w:name="fremgangsmåde"/>
     <w:p>
       <w:pPr>
         <w:pStyle w:val="Heading2"/>
@@ -938,8 +1114,8 @@
         <w:t xml:space="preserve">, og spørg læreren før en eventuel ny test.</w:t>
       </w:r>
     </w:p>
-    <w:bookmarkEnd w:id="27"/>
-    <w:bookmarkStart w:id="29" w:name="resultater"/>
+    <w:bookmarkEnd w:id="37"/>
+    <w:bookmarkStart w:id="39" w:name="resultater"/>
     <w:p>
       <w:pPr>
         <w:pStyle w:val="Heading2"/>
@@ -979,7 +1155,7 @@
       <w:tr>
         <w:tc>
           <w:tcPr/>
-          <w:bookmarkStart w:id="28" w:name="tbl-resultat"/>
+          <w:bookmarkStart w:id="38" w:name="tbl-resultat"/>
           <w:p>
             <w:pPr>
               <w:jc w:val="center"/>
@@ -1151,7 +1327,7 @@
               </w:tc>
             </w:tr>
           </w:tbl>
-          <w:bookmarkEnd w:id="28"/>
+          <w:bookmarkEnd w:id="38"/>
           <w:p/>
         </w:tc>
       </w:tr>
@@ -1176,8 +1352,8 @@
         <w:t xml:space="preserve">___________________________________________</w:t>
       </w:r>
     </w:p>
-    <w:bookmarkEnd w:id="29"/>
-    <w:bookmarkStart w:id="31" w:name="databehandling"/>
+    <w:bookmarkEnd w:id="39"/>
+    <w:bookmarkStart w:id="42" w:name="databehandling"/>
     <w:p>
       <w:pPr>
         <w:pStyle w:val="Heading2"/>
@@ -1299,7 +1475,7 @@
       <w:tr>
         <w:tc>
           <w:tcPr/>
-          <w:bookmarkStart w:id="30" w:name="tbl-fordeling"/>
+          <w:bookmarkStart w:id="41" w:name="tbl-fordeling"/>
           <w:p>
             <w:pPr>
               <w:jc w:val="center"/>
@@ -1310,7 +1486,7 @@
               <w:pStyle w:val="ImageCaption"/>
             </w:pPr>
             <w:r>
-              <w:t xml:space="preserve">Tabel 2: Klassens fordeling. ABO-kolonnerne summerer til</w:t>
+              <w:t xml:space="preserve">Tabel 2: Klassens fordeling og fordelingen i Danmark. ABO-kolonnerne summerer til</w:t>
             </w:r>
             <w:r>
               <w:t xml:space="preserve"> </w:t>
@@ -1324,7 +1500,21 @@
               <w:t xml:space="preserve"> </w:t>
             </w:r>
             <w:r>
-              <w:t xml:space="preserve">og 100 %, og det samme gør de to RhD-kolonner.</w:t>
+              <w:t xml:space="preserve">og 100 %, og det samme gør de to RhD-kolonner. De danske andele er beregnet ud fra</w:t>
+            </w:r>
+            <w:r>
+              <w:t xml:space="preserve"> </w:t>
+            </w:r>
+            <w:hyperlink r:id="rId40">
+              <w:r>
+                <w:rPr>
+                  <w:rStyle w:val="Hyperlink"/>
+                </w:rPr>
+                <w:t xml:space="preserve">Bloddonorerne Danmarks fordeling af de otte blodtyper</w:t>
+              </w:r>
+            </w:hyperlink>
+            <w:r>
+              <w:t xml:space="preserve">.</w:t>
             </w:r>
           </w:p>
           <w:tbl>
@@ -1528,6 +1718,7 @@
                 <w:p>
                   <w:pPr>
                     <w:pStyle w:val="Compact"/>
+                    <w:keepNext/>
                     <w:jc w:val="left"/>
                     <w:jc w:val="center"/>
                   </w:pPr>
@@ -1541,52 +1732,154 @@
                 <w:p>
                   <w:pPr>
                     <w:pStyle w:val="Compact"/>
-                  </w:pPr>
-                </w:p>
-              </w:tc>
-              <w:tc>
-                <w:tcPr/>
-                <w:p>
-                  <w:pPr>
-                    <w:pStyle w:val="Compact"/>
-                  </w:pPr>
-                </w:p>
-              </w:tc>
-              <w:tc>
-                <w:tcPr/>
-                <w:p>
-                  <w:pPr>
-                    <w:pStyle w:val="Compact"/>
-                  </w:pPr>
-                </w:p>
-              </w:tc>
-              <w:tc>
-                <w:tcPr/>
-                <w:p>
-                  <w:pPr>
-                    <w:pStyle w:val="Compact"/>
-                  </w:pPr>
-                </w:p>
-              </w:tc>
-              <w:tc>
-                <w:tcPr/>
-                <w:p>
-                  <w:pPr>
-                    <w:pStyle w:val="Compact"/>
-                  </w:pPr>
-                </w:p>
-              </w:tc>
-              <w:tc>
-                <w:tcPr/>
-                <w:p>
-                  <w:pPr>
-                    <w:pStyle w:val="Compact"/>
-                  </w:pPr>
+                    <w:keepNext/>
+                  </w:pPr>
+                </w:p>
+              </w:tc>
+              <w:tc>
+                <w:tcPr/>
+                <w:p>
+                  <w:pPr>
+                    <w:pStyle w:val="Compact"/>
+                    <w:keepNext/>
+                  </w:pPr>
+                </w:p>
+              </w:tc>
+              <w:tc>
+                <w:tcPr/>
+                <w:p>
+                  <w:pPr>
+                    <w:pStyle w:val="Compact"/>
+                    <w:keepNext/>
+                  </w:pPr>
+                </w:p>
+              </w:tc>
+              <w:tc>
+                <w:tcPr/>
+                <w:p>
+                  <w:pPr>
+                    <w:pStyle w:val="Compact"/>
+                    <w:keepNext/>
+                  </w:pPr>
+                </w:p>
+              </w:tc>
+              <w:tc>
+                <w:tcPr/>
+                <w:p>
+                  <w:pPr>
+                    <w:pStyle w:val="Compact"/>
+                    <w:keepNext/>
+                  </w:pPr>
+                </w:p>
+              </w:tc>
+              <w:tc>
+                <w:tcPr/>
+                <w:p>
+                  <w:pPr>
+                    <w:pStyle w:val="Compact"/>
+                    <w:keepNext/>
+                  </w:pPr>
+                </w:p>
+              </w:tc>
+            </w:tr>
+            <w:tr>
+              <w:trPr>
+                <w:cantSplit/>
+              </w:trPr>
+              <w:tc>
+                <w:tcPr/>
+                <w:p>
+                  <w:pPr>
+                    <w:pStyle w:val="Compact"/>
+                    <w:jc w:val="left"/>
+                    <w:jc w:val="center"/>
+                  </w:pPr>
+                  <w:r>
+                    <w:t xml:space="preserve">Danmark (%)</w:t>
+                  </w:r>
+                </w:p>
+              </w:tc>
+              <w:tc>
+                <w:tcPr/>
+                <w:p>
+                  <w:pPr>
+                    <w:pStyle w:val="Compact"/>
+                    <w:jc w:val="center"/>
+                    <w:jc w:val="center"/>
+                  </w:pPr>
+                  <w:r>
+                    <w:t xml:space="preserve">44</w:t>
+                  </w:r>
+                </w:p>
+              </w:tc>
+              <w:tc>
+                <w:tcPr/>
+                <w:p>
+                  <w:pPr>
+                    <w:pStyle w:val="Compact"/>
+                    <w:jc w:val="center"/>
+                    <w:jc w:val="center"/>
+                  </w:pPr>
+                  <w:r>
+                    <w:t xml:space="preserve">10</w:t>
+                  </w:r>
+                </w:p>
+              </w:tc>
+              <w:tc>
+                <w:tcPr/>
+                <w:p>
+                  <w:pPr>
+                    <w:pStyle w:val="Compact"/>
+                    <w:jc w:val="center"/>
+                    <w:jc w:val="center"/>
+                  </w:pPr>
+                  <w:r>
+                    <w:t xml:space="preserve">5</w:t>
+                  </w:r>
+                </w:p>
+              </w:tc>
+              <w:tc>
+                <w:tcPr/>
+                <w:p>
+                  <w:pPr>
+                    <w:pStyle w:val="Compact"/>
+                    <w:jc w:val="center"/>
+                    <w:jc w:val="center"/>
+                  </w:pPr>
+                  <w:r>
+                    <w:t xml:space="preserve">41</w:t>
+                  </w:r>
+                </w:p>
+              </w:tc>
+              <w:tc>
+                <w:tcPr/>
+                <w:p>
+                  <w:pPr>
+                    <w:pStyle w:val="Compact"/>
+                    <w:jc w:val="center"/>
+                    <w:jc w:val="center"/>
+                  </w:pPr>
+                  <w:r>
+                    <w:t xml:space="preserve">84</w:t>
+                  </w:r>
+                </w:p>
+              </w:tc>
+              <w:tc>
+                <w:tcPr/>
+                <w:p>
+                  <w:pPr>
+                    <w:pStyle w:val="Compact"/>
+                    <w:jc w:val="center"/>
+                    <w:jc w:val="center"/>
+                  </w:pPr>
+                  <w:r>
+                    <w:t xml:space="preserve">16</w:t>
+                  </w:r>
                 </w:p>
               </w:tc>
             </w:tr>
           </w:tbl>
-          <w:bookmarkEnd w:id="30"/>
+          <w:bookmarkEnd w:id="41"/>
           <w:p/>
         </w:tc>
       </w:tr>
@@ -1600,11 +1893,25 @@
         </w:numPr>
       </w:pPr>
       <w:r>
-        <w:t xml:space="preserve">Lav et søjlediagram for klassens fire ABO-andele. Sammenlign med referenceværdierne i undervisningsmaterialet (de ældre vejledninger bruger cirka A 44 %, 0 42 %, B 10 % og AB 4 %). Beregn forskellen i procentpoint for hver type: klassens andel minus referenceandelen. Sammenlign RhD+ og RhD− separat, hvis der er referenceværdier. Diskutér, hvad klassens størrelse betyder for sammenligningen.</w:t>
+        <w:t xml:space="preserve">Lav et søjlediagram for klassens fire ABO-andele. Sammenlign med fordelingen i Danmark i</w:t>
+      </w:r>
+      <w:r>
+        <w:t xml:space="preserve"> </w:t>
+      </w:r>
+      <w:hyperlink w:anchor="tbl-fordeling">
+        <w:r>
+          <w:rPr>
+            <w:rStyle w:val="Hyperlink"/>
+          </w:rPr>
+          <w:t xml:space="preserve">Tabel 2</w:t>
+        </w:r>
+      </w:hyperlink>
+      <w:r>
+        <w:t xml:space="preserve">. Beregn forskellen i procentpoint for hver type: klassens andel minus Danmarks andel. Sammenlign også RhD+ og RhD−. Diskutér, hvad klassens størrelse betyder for sammenligningen.</w:t>
       </w:r>
     </w:p>
-    <w:bookmarkEnd w:id="31"/>
-    <w:bookmarkStart w:id="32" w:name="journalspørgsmål"/>
+    <w:bookmarkEnd w:id="42"/>
+    <w:bookmarkStart w:id="43" w:name="journalspørgsmål"/>
     <w:p>
       <w:pPr>
         <w:pStyle w:val="Heading2"/>
@@ -1701,7 +2008,7 @@
         <w:t xml:space="preserve">Hvor godt ligner klassens fordeling referencefordelingen?</w:t>
       </w:r>
     </w:p>
-    <w:bookmarkEnd w:id="32"/>
+    <w:bookmarkEnd w:id="43"/>
     <w:sectPr>
       <w:headerReference r:id="rId7" w:type="default"/>
       <w:footerReference r:id="rId8" w:type="default"/>

--- a/Øvelser/Biologi/blodtypebestemmelse/blodtypebestemmelse.docx
+++ b/Øvelser/Biologi/blodtypebestemmelse/blodtypebestemmelse.docx
@@ -180,20 +180,7 @@
         <w:pStyle w:val="BodyText"/>
       </w:pPr>
       <w:r>
-        <w:t xml:space="preserve">Når et passende antistof binder til antigener på flere røde blodlegemer, kan cellerne danne synlige klumper. Det kaldes</w:t>
-      </w:r>
-      <w:r>
-        <w:t xml:space="preserve"> </w:t>
-      </w:r>
-      <w:r>
-        <w:rPr>
-          <w:b/>
-          <w:bCs/>
-        </w:rPr>
-        <w:t xml:space="preserve">agglutination</w:t>
-      </w:r>
-      <w:r>
-        <w:t xml:space="preserve">. Reaktion med anti-A viser A-antigen; reaktion med anti-B viser B-antigen; reaktion med anti-D tyder på D-antigen. Hvis en reaktion er uklar, kan blodtypen ikke bestemmes sikkert ud fra prøven.</w:t>
+        <w:t xml:space="preserve">Når et passende antistof binder til antigener på flere røde blodlegemer, kan cellerne danne synlige klumper. Det kaldes agglutination. Reaktion med anti-A viser A-antigen; reaktion med anti-B viser B-antigen; reaktion med anti-D tyder på D-antigen. Hvis en reaktion er uklar, kan blodtypen ikke bestemmes sikkert ud fra prøven.</w:t>
       </w:r>
     </w:p>
     <w:tbl>
@@ -596,7 +583,7 @@
                     <a:graphicData uri="http://schemas.openxmlformats.org/drawingml/2006/picture">
                       <pic:pic>
                         <pic:nvPicPr>
-                          <pic:cNvPr descr="/Applications/quarto/share/formats/docx/note.png" id="32" name="Picture"/>
+                          <pic:cNvPr descr="/tmp/claude-0/-home-user-smbi/7d291b92-c289-57a9-b4b8-12c4134f11be/scratchpad/qo/quarto-1.10.18/share/formats/docx/note.png" id="32" name="Picture"/>
                           <pic:cNvPicPr>
                             <a:picLocks noChangeArrowheads="1" noChangeAspect="1"/>
                           </pic:cNvPicPr>
@@ -782,7 +769,7 @@
                     <a:graphicData uri="http://schemas.openxmlformats.org/drawingml/2006/picture">
                       <pic:pic>
                         <pic:nvPicPr>
-                          <pic:cNvPr descr="/Applications/quarto/share/formats/docx/important.png" id="35" name="Picture"/>
+                          <pic:cNvPr descr="/tmp/claude-0/-home-user-smbi/7d291b92-c289-57a9-b4b8-12c4134f11be/scratchpad/qo/quarto-1.10.18/share/formats/docx/important.png" id="35" name="Picture"/>
                           <pic:cNvPicPr>
                             <a:picLocks noChangeArrowheads="1" noChangeAspect="1"/>
                           </pic:cNvPicPr>
@@ -908,20 +895,7 @@
         </w:numPr>
       </w:pPr>
       <w:r>
-        <w:t xml:space="preserve">Fordel spotpladens 12 fordybninger mellem højst fire forsøgspersoner:</w:t>
-      </w:r>
-      <w:r>
-        <w:t xml:space="preserve"> </w:t>
-      </w:r>
-      <w:r>
-        <w:rPr>
-          <w:b/>
-          <w:bCs/>
-        </w:rPr>
-        <w:t xml:space="preserve">tre fordybninger pr. person</w:t>
-      </w:r>
-      <w:r>
-        <w:t xml:space="preserve">. Aftal på forhånd, hvilke tre der hører til hvem, og mærk eller tegn en oversigt over placeringen. Betegn hver persons fordybninger</w:t>
+        <w:t xml:space="preserve">Fordel spotpladens 12 fordybninger mellem højst fire forsøgspersoner: tre fordybninger pr. person. Aftal på forhånd, hvilke tre der hører til hvem, og mærk eller tegn en oversigt over placeringen. Betegn hver persons fordybninger</w:t>
       </w:r>
       <w:r>
         <w:t xml:space="preserve"> </w:t>
@@ -999,23 +973,7 @@
         </w:numPr>
       </w:pPr>
       <w:r>
-        <w:t xml:space="preserve">Fordel små bloddråber i personens tre fordybninger efter reagensernes anvisning. Bland hver fordybning med</w:t>
-      </w:r>
-      <w:r>
-        <w:t xml:space="preserve"> </w:t>
-      </w:r>
-      <w:r>
-        <w:rPr>
-          <w:b/>
-          <w:bCs/>
-        </w:rPr>
-        <w:t xml:space="preserve">sin egen</w:t>
-      </w:r>
-      <w:r>
-        <w:t xml:space="preserve"> </w:t>
-      </w:r>
-      <w:r>
-        <w:t xml:space="preserve">rørepind. Brug aldrig samme pind i to fordybninger eller til to personer.</w:t>
+        <w:t xml:space="preserve">Fordel små bloddråber i personens tre fordybninger efter reagensernes anvisning. Bland hver fordybning med sin egen rørepind. Brug aldrig samme pind i to fordybninger eller til to personer.</w:t>
       </w:r>
     </w:p>
     <w:p>
@@ -1965,23 +1923,7 @@
         </w:numPr>
       </w:pPr>
       <w:r>
-        <w:t xml:space="preserve">Hvilke ABO- og RhD-typer kan en person med jeres bestemte blodtype som udgangspunkt modtage</w:t>
-      </w:r>
-      <w:r>
-        <w:t xml:space="preserve"> </w:t>
-      </w:r>
-      <w:r>
-        <w:rPr>
-          <w:b/>
-          <w:bCs/>
-        </w:rPr>
-        <w:t xml:space="preserve">røde blodlegemer</w:t>
-      </w:r>
-      <w:r>
-        <w:t xml:space="preserve"> </w:t>
-      </w:r>
-      <w:r>
-        <w:t xml:space="preserve">fra? Forklar med antigener og antistoffer. Hvorfor må en klasseøvelse ikke afgøre en virkelig transfusion?</w:t>
+        <w:t xml:space="preserve">Hvilke ABO- og RhD-typer kan en person med jeres bestemte blodtype som udgangspunkt modtage røde blodlegemer fra? Forklar med antigener og antistoffer. Hvorfor må en klasseøvelse ikke afgøre en virkelig transfusion?</w:t>
       </w:r>
     </w:p>
     <w:p>
